--- a/3-Master_Plan/Alex_stuff/MLE_prob.docx
+++ b/3-Master_Plan/Alex_stuff/MLE_prob.docx
@@ -1307,6 +1307,310 @@
           <w:rFonts w:eastAsiaTheme="minorEastAsia"/>
         </w:rPr>
       </w:pPr>
+      <w:r>
+        <w:rPr>
+          <w:rFonts w:eastAsiaTheme="minorEastAsia"/>
+        </w:rPr>
+        <w:t>Speaking of temperature, did you mean this?:</w:t>
+      </w:r>
+    </w:p>
+    <w:p>
+      <w:pPr>
+        <w:rPr>
+          <w:rFonts w:eastAsiaTheme="minorEastAsia"/>
+        </w:rPr>
+      </w:pPr>
+      <m:oMathPara>
+        <m:oMath>
+          <m:r>
+            <w:rPr>
+              <w:rFonts w:ascii="Cambria Math" w:hAnsi="Cambria Math"/>
+            </w:rPr>
+            <m:t>P</m:t>
+          </m:r>
+          <m:d>
+            <m:dPr>
+              <m:ctrlPr>
+                <w:rPr>
+                  <w:rFonts w:ascii="Cambria Math" w:hAnsi="Cambria Math"/>
+                </w:rPr>
+              </m:ctrlPr>
+            </m:dPr>
+            <m:e>
+              <m:r>
+                <w:rPr>
+                  <w:rFonts w:ascii="Cambria Math" w:hAnsi="Cambria Math"/>
+                </w:rPr>
+                <m:t>Y=1|i</m:t>
+              </m:r>
+            </m:e>
+          </m:d>
+          <m:r>
+            <w:rPr>
+              <w:rFonts w:ascii="Cambria Math" w:hAnsi="Cambria Math"/>
+            </w:rPr>
+            <m:t xml:space="preserve"> ∝</m:t>
+          </m:r>
+          <m:f>
+            <m:fPr>
+              <m:ctrlPr>
+                <w:rPr>
+                  <w:rFonts w:ascii="Cambria Math" w:hAnsi="Cambria Math"/>
+                </w:rPr>
+              </m:ctrlPr>
+            </m:fPr>
+            <m:num>
+              <m:sSup>
+                <m:sSupPr>
+                  <m:ctrlPr>
+                    <w:rPr>
+                      <w:rFonts w:ascii="Cambria Math" w:hAnsi="Cambria Math"/>
+                    </w:rPr>
+                  </m:ctrlPr>
+                </m:sSupPr>
+                <m:e>
+                  <m:r>
+                    <w:rPr>
+                      <w:rFonts w:ascii="Cambria Math" w:hAnsi="Cambria Math"/>
+                    </w:rPr>
+                    <m:t>e</m:t>
+                  </m:r>
+                </m:e>
+                <m:sup>
+                  <m:d>
+                    <m:dPr>
+                      <m:ctrlPr>
+                        <w:rPr>
+                          <w:rFonts w:ascii="Cambria Math" w:hAnsi="Cambria Math"/>
+                        </w:rPr>
+                      </m:ctrlPr>
+                    </m:dPr>
+                    <m:e>
+                      <m:sSub>
+                        <m:sSubPr>
+                          <m:ctrlPr>
+                            <w:rPr>
+                              <w:rFonts w:ascii="Cambria Math" w:hAnsi="Cambria Math"/>
+                            </w:rPr>
+                          </m:ctrlPr>
+                        </m:sSubPr>
+                        <m:e>
+                          <m:r>
+                            <w:rPr>
+                              <w:rFonts w:ascii="Cambria Math" w:hAnsi="Cambria Math"/>
+                            </w:rPr>
+                            <m:t>A</m:t>
+                          </m:r>
+                        </m:e>
+                        <m:sub>
+                          <m:r>
+                            <w:rPr>
+                              <w:rFonts w:ascii="Cambria Math" w:hAnsi="Cambria Math"/>
+                            </w:rPr>
+                            <m:t>i</m:t>
+                          </m:r>
+                        </m:sub>
+                      </m:sSub>
+                      <m:r>
+                        <w:rPr>
+                          <w:rFonts w:ascii="Cambria Math" w:hAnsi="Cambria Math"/>
+                        </w:rPr>
+                        <m:t>-</m:t>
+                      </m:r>
+                      <m:r>
+                        <w:rPr>
+                          <w:rFonts w:ascii="Cambria Math" w:hAnsi="Cambria Math"/>
+                        </w:rPr>
+                        <m:t>λ</m:t>
+                      </m:r>
+                      <m:r>
+                        <w:rPr>
+                          <w:rFonts w:ascii="Cambria Math" w:hAnsi="Cambria Math"/>
+                        </w:rPr>
+                        <m:t>⋅</m:t>
+                      </m:r>
+                      <m:sSub>
+                        <m:sSubPr>
+                          <m:ctrlPr>
+                            <w:rPr>
+                              <w:rFonts w:ascii="Cambria Math" w:hAnsi="Cambria Math"/>
+                            </w:rPr>
+                          </m:ctrlPr>
+                        </m:sSubPr>
+                        <m:e>
+                          <m:r>
+                            <w:rPr>
+                              <w:rFonts w:ascii="Cambria Math" w:hAnsi="Cambria Math"/>
+                            </w:rPr>
+                            <m:t>L</m:t>
+                          </m:r>
+                        </m:e>
+                        <m:sub>
+                          <m:r>
+                            <w:rPr>
+                              <w:rFonts w:ascii="Cambria Math" w:hAnsi="Cambria Math"/>
+                            </w:rPr>
+                            <m:t>CJ</m:t>
+                          </m:r>
+                        </m:sub>
+                      </m:sSub>
+                    </m:e>
+                  </m:d>
+                  <m:r>
+                    <w:rPr>
+                      <w:rFonts w:ascii="Cambria Math" w:hAnsi="Cambria Math"/>
+                    </w:rPr>
+                    <m:t>/t</m:t>
+                  </m:r>
+                </m:sup>
+              </m:sSup>
+            </m:num>
+            <m:den>
+              <m:nary>
+                <m:naryPr>
+                  <m:chr m:val="∑"/>
+                  <m:limLoc m:val="subSup"/>
+                  <m:supHide m:val="1"/>
+                  <m:ctrlPr>
+                    <w:rPr>
+                      <w:rFonts w:ascii="Cambria Math" w:hAnsi="Cambria Math"/>
+                    </w:rPr>
+                  </m:ctrlPr>
+                </m:naryPr>
+                <m:sub>
+                  <m:r>
+                    <w:rPr>
+                      <w:rFonts w:ascii="Cambria Math" w:hAnsi="Cambria Math"/>
+                    </w:rPr>
+                    <m:t>i</m:t>
+                  </m:r>
+                </m:sub>
+                <m:sup/>
+                <m:e>
+                  <m:sSup>
+                    <m:sSupPr>
+                      <m:ctrlPr>
+                        <w:rPr>
+                          <w:rFonts w:ascii="Cambria Math" w:hAnsi="Cambria Math"/>
+                        </w:rPr>
+                      </m:ctrlPr>
+                    </m:sSupPr>
+                    <m:e>
+                      <m:r>
+                        <w:rPr>
+                          <w:rFonts w:ascii="Cambria Math" w:hAnsi="Cambria Math"/>
+                        </w:rPr>
+                        <m:t>e</m:t>
+                      </m:r>
+                    </m:e>
+                    <m:sup>
+                      <m:d>
+                        <m:dPr>
+                          <m:ctrlPr>
+                            <w:rPr>
+                              <w:rFonts w:ascii="Cambria Math" w:hAnsi="Cambria Math"/>
+                            </w:rPr>
+                          </m:ctrlPr>
+                        </m:dPr>
+                        <m:e>
+                          <m:sSub>
+                            <m:sSubPr>
+                              <m:ctrlPr>
+                                <w:rPr>
+                                  <w:rFonts w:ascii="Cambria Math" w:hAnsi="Cambria Math"/>
+                                </w:rPr>
+                              </m:ctrlPr>
+                            </m:sSubPr>
+                            <m:e>
+                              <m:r>
+                                <w:rPr>
+                                  <w:rFonts w:ascii="Cambria Math" w:hAnsi="Cambria Math"/>
+                                </w:rPr>
+                                <m:t>A</m:t>
+                              </m:r>
+                            </m:e>
+                            <m:sub>
+                              <m:r>
+                                <w:rPr>
+                                  <w:rFonts w:ascii="Cambria Math" w:hAnsi="Cambria Math"/>
+                                </w:rPr>
+                                <m:t>i</m:t>
+                              </m:r>
+                            </m:sub>
+                          </m:sSub>
+                          <m:r>
+                            <w:rPr>
+                              <w:rFonts w:ascii="Cambria Math" w:hAnsi="Cambria Math"/>
+                            </w:rPr>
+                            <m:t>-</m:t>
+                          </m:r>
+                          <m:r>
+                            <w:rPr>
+                              <w:rFonts w:ascii="Cambria Math" w:hAnsi="Cambria Math"/>
+                            </w:rPr>
+                            <m:t>λ</m:t>
+                          </m:r>
+                          <m:r>
+                            <w:rPr>
+                              <w:rFonts w:ascii="Cambria Math" w:hAnsi="Cambria Math"/>
+                            </w:rPr>
+                            <m:t>⋅</m:t>
+                          </m:r>
+                          <m:sSub>
+                            <m:sSubPr>
+                              <m:ctrlPr>
+                                <w:rPr>
+                                  <w:rFonts w:ascii="Cambria Math" w:hAnsi="Cambria Math"/>
+                                </w:rPr>
+                              </m:ctrlPr>
+                            </m:sSubPr>
+                            <m:e>
+                              <m:r>
+                                <w:rPr>
+                                  <w:rFonts w:ascii="Cambria Math" w:hAnsi="Cambria Math"/>
+                                </w:rPr>
+                                <m:t>L</m:t>
+                              </m:r>
+                            </m:e>
+                            <m:sub>
+                              <m:r>
+                                <w:rPr>
+                                  <w:rFonts w:ascii="Cambria Math" w:hAnsi="Cambria Math"/>
+                                </w:rPr>
+                                <m:t>CJ</m:t>
+                              </m:r>
+                            </m:sub>
+                          </m:sSub>
+                        </m:e>
+                      </m:d>
+                      <m:r>
+                        <w:rPr>
+                          <w:rFonts w:ascii="Cambria Math" w:hAnsi="Cambria Math"/>
+                        </w:rPr>
+                        <m:t>/t</m:t>
+                      </m:r>
+                    </m:sup>
+                  </m:sSup>
+                </m:e>
+              </m:nary>
+            </m:den>
+          </m:f>
+        </m:oMath>
+      </m:oMathPara>
+    </w:p>
+    <w:p>
+      <w:pPr>
+        <w:rPr>
+          <w:rFonts w:eastAsiaTheme="minorEastAsia"/>
+        </w:rPr>
+      </w:pPr>
+    </w:p>
+    <w:p>
+      <w:pPr>
+        <w:rPr>
+          <w:rFonts w:eastAsiaTheme="minorEastAsia"/>
+        </w:rPr>
+      </w:pPr>
     </w:p>
     <w:p>
       <w:pPr>
@@ -1409,6 +1713,11 @@
       </w:pPr>
     </w:p>
     <w:p>
+      <w:pPr>
+        <w:rPr>
+          <w:rFonts w:eastAsiaTheme="minorEastAsia"/>
+        </w:rPr>
+      </w:pPr>
       <w:r>
         <w:rPr>
           <w:rFonts w:eastAsiaTheme="minorEastAsia"/>
@@ -1461,6 +1770,50 @@
         <w:t xml:space="preserve"> elements don’t “break” the system.</w:t>
       </w:r>
     </w:p>
+    <w:p>
+      <w:pPr>
+        <w:rPr>
+          <w:rFonts w:eastAsiaTheme="minorEastAsia"/>
+        </w:rPr>
+      </w:pPr>
+      <w:r>
+        <w:rPr>
+          <w:rFonts w:eastAsiaTheme="minorEastAsia"/>
+        </w:rPr>
+        <w:br w:type="page"/>
+      </w:r>
+    </w:p>
+    <w:p>
+      <w:r>
+        <w:lastRenderedPageBreak/>
+        <w:t>VA Community Care number – 877-881-7618</w:t>
+      </w:r>
+    </w:p>
+    <w:p/>
+    <w:p>
+      <w:r>
+        <w:t>My existing PCM:  Catherine Romaine at Crossroads Family Medicine – 434-243-4660</w:t>
+      </w:r>
+    </w:p>
+    <w:p>
+      <w:r>
+        <w:t>New Temp PCM: Sherry Fu at Lee St - 434-924-5348</w:t>
+      </w:r>
+    </w:p>
+    <w:p>
+      <w:r>
+        <w:t xml:space="preserve">New Additional Doc: John Gazewood at Lee St </w:t>
+      </w:r>
+      <w:r>
+        <w:t>- 434-924-5348</w:t>
+      </w:r>
+    </w:p>
+    <w:p>
+      <w:r>
+        <w:t>Existing URO Cancer Doc: Nassib Abu Heidar at Lee St – 434-358-9348</w:t>
+      </w:r>
+    </w:p>
+    <w:p/>
     <w:sectPr>
       <w:pgSz w:w="12240" w:h="15840"/>
       <w:pgMar w:top="1440" w:right="1440" w:bottom="1440" w:left="1440" w:header="720" w:footer="720" w:gutter="0"/>

--- a/3-Master_Plan/Alex_stuff/MLE_prob.docx
+++ b/3-Master_Plan/Alex_stuff/MLE_prob.docx
@@ -661,13 +661,7 @@
                     <w:rPr>
                       <w:rFonts w:ascii="Cambria Math" w:eastAsiaTheme="minorEastAsia" w:hAnsi="Cambria Math"/>
                     </w:rPr>
-                    <m:t>1</m:t>
-                  </m:r>
-                  <m:r>
-                    <w:rPr>
-                      <w:rFonts w:ascii="Cambria Math" w:eastAsiaTheme="minorEastAsia" w:hAnsi="Cambria Math"/>
-                    </w:rPr>
-                    <m:t>+</m:t>
+                    <m:t>1+</m:t>
                   </m:r>
                   <m:sSup>
                     <m:sSupPr>
@@ -1015,12 +1009,6 @@
                   </m:r>
                 </m:e>
                 <m:sup>
-                  <m:r>
-                    <w:rPr>
-                      <w:rFonts w:ascii="Cambria Math" w:hAnsi="Cambria Math"/>
-                    </w:rPr>
-                    <m:t>t</m:t>
-                  </m:r>
                   <m:d>
                     <m:dPr>
                       <m:ctrlPr>
@@ -1059,375 +1047,7 @@
                         <w:rPr>
                           <w:rFonts w:ascii="Cambria Math" w:hAnsi="Cambria Math"/>
                         </w:rPr>
-                        <m:t>-</m:t>
-                      </m:r>
-                      <m:r>
-                        <w:rPr>
-                          <w:rFonts w:ascii="Cambria Math" w:hAnsi="Cambria Math"/>
-                        </w:rPr>
-                        <m:t>λ</m:t>
-                      </m:r>
-                      <m:r>
-                        <w:rPr>
-                          <w:rFonts w:ascii="Cambria Math" w:hAnsi="Cambria Math"/>
-                        </w:rPr>
-                        <m:t>⋅</m:t>
-                      </m:r>
-                      <m:sSub>
-                        <m:sSubPr>
-                          <m:ctrlPr>
-                            <w:rPr>
-                              <w:rFonts w:ascii="Cambria Math" w:hAnsi="Cambria Math"/>
-                            </w:rPr>
-                          </m:ctrlPr>
-                        </m:sSubPr>
-                        <m:e>
-                          <m:r>
-                            <w:rPr>
-                              <w:rFonts w:ascii="Cambria Math" w:hAnsi="Cambria Math"/>
-                            </w:rPr>
-                            <m:t>L</m:t>
-                          </m:r>
-                        </m:e>
-                        <m:sub>
-                          <m:r>
-                            <w:rPr>
-                              <w:rFonts w:ascii="Cambria Math" w:hAnsi="Cambria Math"/>
-                            </w:rPr>
-                            <m:t>CJ</m:t>
-                          </m:r>
-                        </m:sub>
-                      </m:sSub>
-                    </m:e>
-                  </m:d>
-                </m:sup>
-              </m:sSup>
-            </m:num>
-            <m:den>
-              <m:nary>
-                <m:naryPr>
-                  <m:chr m:val="∑"/>
-                  <m:limLoc m:val="subSup"/>
-                  <m:supHide m:val="1"/>
-                  <m:ctrlPr>
-                    <w:rPr>
-                      <w:rFonts w:ascii="Cambria Math" w:hAnsi="Cambria Math"/>
-                    </w:rPr>
-                  </m:ctrlPr>
-                </m:naryPr>
-                <m:sub>
-                  <m:r>
-                    <w:rPr>
-                      <w:rFonts w:ascii="Cambria Math" w:hAnsi="Cambria Math"/>
-                    </w:rPr>
-                    <m:t>i</m:t>
-                  </m:r>
-                </m:sub>
-                <m:sup/>
-                <m:e>
-                  <m:sSup>
-                    <m:sSupPr>
-                      <m:ctrlPr>
-                        <w:rPr>
-                          <w:rFonts w:ascii="Cambria Math" w:hAnsi="Cambria Math"/>
-                        </w:rPr>
-                      </m:ctrlPr>
-                    </m:sSupPr>
-                    <m:e>
-                      <m:r>
-                        <w:rPr>
-                          <w:rFonts w:ascii="Cambria Math" w:hAnsi="Cambria Math"/>
-                        </w:rPr>
-                        <m:t>e</m:t>
-                      </m:r>
-                    </m:e>
-                    <m:sup>
-                      <m:r>
-                        <w:rPr>
-                          <w:rFonts w:ascii="Cambria Math" w:hAnsi="Cambria Math"/>
-                        </w:rPr>
-                        <m:t>t</m:t>
-                      </m:r>
-                      <m:d>
-                        <m:dPr>
-                          <m:ctrlPr>
-                            <w:rPr>
-                              <w:rFonts w:ascii="Cambria Math" w:hAnsi="Cambria Math"/>
-                            </w:rPr>
-                          </m:ctrlPr>
-                        </m:dPr>
-                        <m:e>
-                          <m:sSub>
-                            <m:sSubPr>
-                              <m:ctrlPr>
-                                <w:rPr>
-                                  <w:rFonts w:ascii="Cambria Math" w:hAnsi="Cambria Math"/>
-                                </w:rPr>
-                              </m:ctrlPr>
-                            </m:sSubPr>
-                            <m:e>
-                              <m:r>
-                                <w:rPr>
-                                  <w:rFonts w:ascii="Cambria Math" w:hAnsi="Cambria Math"/>
-                                </w:rPr>
-                                <m:t>A</m:t>
-                              </m:r>
-                            </m:e>
-                            <m:sub>
-                              <m:r>
-                                <w:rPr>
-                                  <w:rFonts w:ascii="Cambria Math" w:hAnsi="Cambria Math"/>
-                                </w:rPr>
-                                <m:t>i</m:t>
-                              </m:r>
-                            </m:sub>
-                          </m:sSub>
-                          <m:r>
-                            <w:rPr>
-                              <w:rFonts w:ascii="Cambria Math" w:hAnsi="Cambria Math"/>
-                            </w:rPr>
-                            <m:t>-</m:t>
-                          </m:r>
-                          <m:r>
-                            <w:rPr>
-                              <w:rFonts w:ascii="Cambria Math" w:hAnsi="Cambria Math"/>
-                            </w:rPr>
-                            <m:t>λ</m:t>
-                          </m:r>
-                          <m:r>
-                            <w:rPr>
-                              <w:rFonts w:ascii="Cambria Math" w:hAnsi="Cambria Math"/>
-                            </w:rPr>
-                            <m:t>⋅</m:t>
-                          </m:r>
-                          <m:sSub>
-                            <m:sSubPr>
-                              <m:ctrlPr>
-                                <w:rPr>
-                                  <w:rFonts w:ascii="Cambria Math" w:hAnsi="Cambria Math"/>
-                                </w:rPr>
-                              </m:ctrlPr>
-                            </m:sSubPr>
-                            <m:e>
-                              <m:r>
-                                <w:rPr>
-                                  <w:rFonts w:ascii="Cambria Math" w:hAnsi="Cambria Math"/>
-                                </w:rPr>
-                                <m:t>L</m:t>
-                              </m:r>
-                            </m:e>
-                            <m:sub>
-                              <m:r>
-                                <w:rPr>
-                                  <w:rFonts w:ascii="Cambria Math" w:hAnsi="Cambria Math"/>
-                                </w:rPr>
-                                <m:t>CJ</m:t>
-                              </m:r>
-                            </m:sub>
-                          </m:sSub>
-                        </m:e>
-                      </m:d>
-                    </m:sup>
-                  </m:sSup>
-                </m:e>
-              </m:nary>
-            </m:den>
-          </m:f>
-        </m:oMath>
-      </m:oMathPara>
-    </w:p>
-    <w:p>
-      <w:pPr>
-        <w:rPr>
-          <w:rFonts w:eastAsiaTheme="minorEastAsia"/>
-        </w:rPr>
-      </w:pPr>
-    </w:p>
-    <w:p>
-      <w:pPr>
-        <w:ind w:left="2880" w:firstLine="720"/>
-        <w:rPr>
-          <w:rFonts w:eastAsiaTheme="minorEastAsia"/>
-        </w:rPr>
-      </w:pPr>
-      <w:r>
-        <w:rPr>
-          <w:rFonts w:eastAsiaTheme="minorEastAsia"/>
-        </w:rPr>
-        <w:t xml:space="preserve">Where </w:t>
-      </w:r>
-      <m:oMath>
-        <m:r>
-          <w:rPr>
-            <w:rFonts w:ascii="Cambria Math" w:eastAsiaTheme="minorEastAsia" w:hAnsi="Cambria Math"/>
-          </w:rPr>
-          <m:t>t</m:t>
-        </m:r>
-      </m:oMath>
-      <w:r>
-        <w:rPr>
-          <w:rFonts w:eastAsiaTheme="minorEastAsia"/>
-        </w:rPr>
-        <w:t xml:space="preserve"> is </w:t>
-      </w:r>
-      <w:r>
-        <w:rPr>
-          <w:rFonts w:eastAsiaTheme="minorEastAsia"/>
-        </w:rPr>
-        <w:t>some</w:t>
-      </w:r>
-      <w:r>
-        <w:rPr>
-          <w:rFonts w:eastAsiaTheme="minorEastAsia"/>
-        </w:rPr>
-        <w:t xml:space="preserve"> </w:t>
-      </w:r>
-      <w:r>
-        <w:rPr>
-          <w:rFonts w:eastAsiaTheme="minorEastAsia"/>
-        </w:rPr>
-        <w:t>“</w:t>
-      </w:r>
-      <w:r>
-        <w:rPr>
-          <w:rFonts w:eastAsiaTheme="minorEastAsia"/>
-        </w:rPr>
-        <w:t>temperature</w:t>
-      </w:r>
-      <w:r>
-        <w:rPr>
-          <w:rFonts w:eastAsiaTheme="minorEastAsia"/>
-        </w:rPr>
-        <w:t>”</w:t>
-      </w:r>
-    </w:p>
-    <w:p>
-      <w:pPr>
-        <w:rPr>
-          <w:rFonts w:eastAsiaTheme="minorEastAsia"/>
-        </w:rPr>
-      </w:pPr>
-      <w:r>
-        <w:rPr>
-          <w:rFonts w:eastAsiaTheme="minorEastAsia"/>
-        </w:rPr>
-        <w:t>Speaking of temperature, did you mean this?:</w:t>
-      </w:r>
-    </w:p>
-    <w:p>
-      <w:pPr>
-        <w:rPr>
-          <w:rFonts w:eastAsiaTheme="minorEastAsia"/>
-        </w:rPr>
-      </w:pPr>
-      <m:oMathPara>
-        <m:oMath>
-          <m:r>
-            <w:rPr>
-              <w:rFonts w:ascii="Cambria Math" w:hAnsi="Cambria Math"/>
-            </w:rPr>
-            <m:t>P</m:t>
-          </m:r>
-          <m:d>
-            <m:dPr>
-              <m:ctrlPr>
-                <w:rPr>
-                  <w:rFonts w:ascii="Cambria Math" w:hAnsi="Cambria Math"/>
-                </w:rPr>
-              </m:ctrlPr>
-            </m:dPr>
-            <m:e>
-              <m:r>
-                <w:rPr>
-                  <w:rFonts w:ascii="Cambria Math" w:hAnsi="Cambria Math"/>
-                </w:rPr>
-                <m:t>Y=1|i</m:t>
-              </m:r>
-            </m:e>
-          </m:d>
-          <m:r>
-            <w:rPr>
-              <w:rFonts w:ascii="Cambria Math" w:hAnsi="Cambria Math"/>
-            </w:rPr>
-            <m:t xml:space="preserve"> ∝</m:t>
-          </m:r>
-          <m:f>
-            <m:fPr>
-              <m:ctrlPr>
-                <w:rPr>
-                  <w:rFonts w:ascii="Cambria Math" w:hAnsi="Cambria Math"/>
-                </w:rPr>
-              </m:ctrlPr>
-            </m:fPr>
-            <m:num>
-              <m:sSup>
-                <m:sSupPr>
-                  <m:ctrlPr>
-                    <w:rPr>
-                      <w:rFonts w:ascii="Cambria Math" w:hAnsi="Cambria Math"/>
-                    </w:rPr>
-                  </m:ctrlPr>
-                </m:sSupPr>
-                <m:e>
-                  <m:r>
-                    <w:rPr>
-                      <w:rFonts w:ascii="Cambria Math" w:hAnsi="Cambria Math"/>
-                    </w:rPr>
-                    <m:t>e</m:t>
-                  </m:r>
-                </m:e>
-                <m:sup>
-                  <m:d>
-                    <m:dPr>
-                      <m:ctrlPr>
-                        <w:rPr>
-                          <w:rFonts w:ascii="Cambria Math" w:hAnsi="Cambria Math"/>
-                        </w:rPr>
-                      </m:ctrlPr>
-                    </m:dPr>
-                    <m:e>
-                      <m:sSub>
-                        <m:sSubPr>
-                          <m:ctrlPr>
-                            <w:rPr>
-                              <w:rFonts w:ascii="Cambria Math" w:hAnsi="Cambria Math"/>
-                            </w:rPr>
-                          </m:ctrlPr>
-                        </m:sSubPr>
-                        <m:e>
-                          <m:r>
-                            <w:rPr>
-                              <w:rFonts w:ascii="Cambria Math" w:hAnsi="Cambria Math"/>
-                            </w:rPr>
-                            <m:t>A</m:t>
-                          </m:r>
-                        </m:e>
-                        <m:sub>
-                          <m:r>
-                            <w:rPr>
-                              <w:rFonts w:ascii="Cambria Math" w:hAnsi="Cambria Math"/>
-                            </w:rPr>
-                            <m:t>i</m:t>
-                          </m:r>
-                        </m:sub>
-                      </m:sSub>
-                      <m:r>
-                        <w:rPr>
-                          <w:rFonts w:ascii="Cambria Math" w:hAnsi="Cambria Math"/>
-                        </w:rPr>
-                        <m:t>-</m:t>
-                      </m:r>
-                      <m:r>
-                        <w:rPr>
-                          <w:rFonts w:ascii="Cambria Math" w:hAnsi="Cambria Math"/>
-                        </w:rPr>
-                        <m:t>λ</m:t>
-                      </m:r>
-                      <m:r>
-                        <w:rPr>
-                          <w:rFonts w:ascii="Cambria Math" w:hAnsi="Cambria Math"/>
-                        </w:rPr>
-                        <m:t>⋅</m:t>
+                        <m:t>-λ⋅</m:t>
                       </m:r>
                       <m:sSub>
                         <m:sSubPr>
@@ -1542,19 +1162,7 @@
                             <w:rPr>
                               <w:rFonts w:ascii="Cambria Math" w:hAnsi="Cambria Math"/>
                             </w:rPr>
-                            <m:t>-</m:t>
-                          </m:r>
-                          <m:r>
-                            <w:rPr>
-                              <w:rFonts w:ascii="Cambria Math" w:hAnsi="Cambria Math"/>
-                            </w:rPr>
-                            <m:t>λ</m:t>
-                          </m:r>
-                          <m:r>
-                            <w:rPr>
-                              <w:rFonts w:ascii="Cambria Math" w:hAnsi="Cambria Math"/>
-                            </w:rPr>
-                            <m:t>⋅</m:t>
+                            <m:t>-λ⋅</m:t>
                           </m:r>
                           <m:sSub>
                             <m:sSubPr>
@@ -1622,6 +1230,804 @@
         <w:rPr>
           <w:rFonts w:eastAsiaTheme="minorEastAsia"/>
         </w:rPr>
+        <w:t>But now we will do an algebraic transformation  of</w:t>
+      </w:r>
+      <w:r>
+        <w:rPr>
+          <w:rFonts w:eastAsiaTheme="minorEastAsia"/>
+        </w:rPr>
+        <w:t xml:space="preserve"> the numerator, </w:t>
+      </w:r>
+      <w:r>
+        <w:rPr>
+          <w:rFonts w:eastAsiaTheme="minorEastAsia"/>
+        </w:rPr>
+        <w:t xml:space="preserve"> </w:t>
+      </w:r>
+      <m:oMath>
+        <m:sSup>
+          <m:sSupPr>
+            <m:ctrlPr>
+              <w:rPr>
+                <w:rFonts w:ascii="Cambria Math" w:hAnsi="Cambria Math"/>
+              </w:rPr>
+            </m:ctrlPr>
+          </m:sSupPr>
+          <m:e>
+            <m:r>
+              <w:rPr>
+                <w:rFonts w:ascii="Cambria Math" w:hAnsi="Cambria Math"/>
+              </w:rPr>
+              <m:t>e</m:t>
+            </m:r>
+          </m:e>
+          <m:sup>
+            <m:d>
+              <m:dPr>
+                <m:ctrlPr>
+                  <w:rPr>
+                    <w:rFonts w:ascii="Cambria Math" w:hAnsi="Cambria Math"/>
+                  </w:rPr>
+                </m:ctrlPr>
+              </m:dPr>
+              <m:e>
+                <m:sSub>
+                  <m:sSubPr>
+                    <m:ctrlPr>
+                      <w:rPr>
+                        <w:rFonts w:ascii="Cambria Math" w:hAnsi="Cambria Math"/>
+                      </w:rPr>
+                    </m:ctrlPr>
+                  </m:sSubPr>
+                  <m:e>
+                    <m:r>
+                      <w:rPr>
+                        <w:rFonts w:ascii="Cambria Math" w:hAnsi="Cambria Math"/>
+                      </w:rPr>
+                      <m:t>A</m:t>
+                    </m:r>
+                  </m:e>
+                  <m:sub>
+                    <m:r>
+                      <w:rPr>
+                        <w:rFonts w:ascii="Cambria Math" w:hAnsi="Cambria Math"/>
+                      </w:rPr>
+                      <m:t>i</m:t>
+                    </m:r>
+                  </m:sub>
+                </m:sSub>
+                <m:r>
+                  <w:rPr>
+                    <w:rFonts w:ascii="Cambria Math" w:hAnsi="Cambria Math"/>
+                  </w:rPr>
+                  <m:t>-λ⋅</m:t>
+                </m:r>
+                <m:sSub>
+                  <m:sSubPr>
+                    <m:ctrlPr>
+                      <w:rPr>
+                        <w:rFonts w:ascii="Cambria Math" w:hAnsi="Cambria Math"/>
+                      </w:rPr>
+                    </m:ctrlPr>
+                  </m:sSubPr>
+                  <m:e>
+                    <m:r>
+                      <w:rPr>
+                        <w:rFonts w:ascii="Cambria Math" w:hAnsi="Cambria Math"/>
+                      </w:rPr>
+                      <m:t>L</m:t>
+                    </m:r>
+                  </m:e>
+                  <m:sub>
+                    <m:r>
+                      <w:rPr>
+                        <w:rFonts w:ascii="Cambria Math" w:hAnsi="Cambria Math"/>
+                      </w:rPr>
+                      <m:t>CJ</m:t>
+                    </m:r>
+                  </m:sub>
+                </m:sSub>
+              </m:e>
+            </m:d>
+            <m:r>
+              <w:rPr>
+                <w:rFonts w:ascii="Cambria Math" w:hAnsi="Cambria Math"/>
+              </w:rPr>
+              <m:t>/t</m:t>
+            </m:r>
+          </m:sup>
+        </m:sSup>
+      </m:oMath>
+      <w:r>
+        <w:rPr>
+          <w:rFonts w:eastAsiaTheme="minorEastAsia"/>
+        </w:rPr>
+        <w:t xml:space="preserve"> </w:t>
+      </w:r>
+      <w:r>
+        <w:rPr>
+          <w:rFonts w:eastAsiaTheme="minorEastAsia"/>
+        </w:rPr>
+        <w:t xml:space="preserve"> </w:t>
+      </w:r>
+      <w:r>
+        <w:rPr>
+          <w:rFonts w:eastAsiaTheme="minorEastAsia"/>
+        </w:rPr>
+        <w:t>t</w:t>
+      </w:r>
+      <w:r>
+        <w:rPr>
+          <w:rFonts w:eastAsiaTheme="minorEastAsia"/>
+        </w:rPr>
+        <w:t>o make it easier for the MLE.</w:t>
+      </w:r>
+    </w:p>
+    <w:p>
+      <w:pPr>
+        <w:rPr>
+          <w:rFonts w:eastAsiaTheme="minorEastAsia"/>
+        </w:rPr>
+      </w:pPr>
+      <w:r>
+        <w:rPr>
+          <w:rFonts w:eastAsiaTheme="minorEastAsia"/>
+        </w:rPr>
+        <w:t xml:space="preserve">We transform </w:t>
+      </w:r>
+      <m:oMath>
+        <m:sSup>
+          <m:sSupPr>
+            <m:ctrlPr>
+              <w:rPr>
+                <w:rFonts w:ascii="Cambria Math" w:hAnsi="Cambria Math"/>
+              </w:rPr>
+            </m:ctrlPr>
+          </m:sSupPr>
+          <m:e>
+            <m:r>
+              <w:rPr>
+                <w:rFonts w:ascii="Cambria Math" w:hAnsi="Cambria Math"/>
+              </w:rPr>
+              <m:t>e</m:t>
+            </m:r>
+          </m:e>
+          <m:sup>
+            <m:d>
+              <m:dPr>
+                <m:ctrlPr>
+                  <w:rPr>
+                    <w:rFonts w:ascii="Cambria Math" w:hAnsi="Cambria Math"/>
+                  </w:rPr>
+                </m:ctrlPr>
+              </m:dPr>
+              <m:e>
+                <m:sSub>
+                  <m:sSubPr>
+                    <m:ctrlPr>
+                      <w:rPr>
+                        <w:rFonts w:ascii="Cambria Math" w:hAnsi="Cambria Math"/>
+                      </w:rPr>
+                    </m:ctrlPr>
+                  </m:sSubPr>
+                  <m:e>
+                    <m:r>
+                      <w:rPr>
+                        <w:rFonts w:ascii="Cambria Math" w:hAnsi="Cambria Math"/>
+                      </w:rPr>
+                      <m:t>A</m:t>
+                    </m:r>
+                  </m:e>
+                  <m:sub>
+                    <m:r>
+                      <w:rPr>
+                        <w:rFonts w:ascii="Cambria Math" w:hAnsi="Cambria Math"/>
+                      </w:rPr>
+                      <m:t>i</m:t>
+                    </m:r>
+                  </m:sub>
+                </m:sSub>
+                <m:r>
+                  <w:rPr>
+                    <w:rFonts w:ascii="Cambria Math" w:hAnsi="Cambria Math"/>
+                  </w:rPr>
+                  <m:t>-λ⋅</m:t>
+                </m:r>
+                <m:sSub>
+                  <m:sSubPr>
+                    <m:ctrlPr>
+                      <w:rPr>
+                        <w:rFonts w:ascii="Cambria Math" w:hAnsi="Cambria Math"/>
+                      </w:rPr>
+                    </m:ctrlPr>
+                  </m:sSubPr>
+                  <m:e>
+                    <m:r>
+                      <w:rPr>
+                        <w:rFonts w:ascii="Cambria Math" w:hAnsi="Cambria Math"/>
+                      </w:rPr>
+                      <m:t>L</m:t>
+                    </m:r>
+                  </m:e>
+                  <m:sub>
+                    <m:r>
+                      <w:rPr>
+                        <w:rFonts w:ascii="Cambria Math" w:hAnsi="Cambria Math"/>
+                      </w:rPr>
+                      <m:t>CJ</m:t>
+                    </m:r>
+                  </m:sub>
+                </m:sSub>
+              </m:e>
+            </m:d>
+            <m:r>
+              <w:rPr>
+                <w:rFonts w:ascii="Cambria Math" w:hAnsi="Cambria Math"/>
+              </w:rPr>
+              <m:t>/t</m:t>
+            </m:r>
+          </m:sup>
+        </m:sSup>
+      </m:oMath>
+      <w:r>
+        <w:rPr>
+          <w:rFonts w:eastAsiaTheme="minorEastAsia"/>
+        </w:rPr>
+        <w:t xml:space="preserve">    to   </w:t>
+      </w:r>
+      <m:oMath>
+        <m:sSup>
+          <m:sSupPr>
+            <m:ctrlPr>
+              <w:rPr>
+                <w:rFonts w:ascii="Cambria Math" w:eastAsiaTheme="minorEastAsia" w:hAnsi="Cambria Math"/>
+              </w:rPr>
+            </m:ctrlPr>
+          </m:sSupPr>
+          <m:e>
+            <m:r>
+              <w:rPr>
+                <w:rFonts w:ascii="Cambria Math" w:eastAsiaTheme="minorEastAsia" w:hAnsi="Cambria Math"/>
+              </w:rPr>
+              <m:t>e</m:t>
+            </m:r>
+          </m:e>
+          <m:sup>
+            <m:d>
+              <m:dPr>
+                <m:ctrlPr>
+                  <w:rPr>
+                    <w:rFonts w:ascii="Cambria Math" w:eastAsiaTheme="minorEastAsia" w:hAnsi="Cambria Math"/>
+                  </w:rPr>
+                </m:ctrlPr>
+              </m:dPr>
+              <m:e>
+                <m:sSub>
+                  <m:sSubPr>
+                    <m:ctrlPr>
+                      <w:rPr>
+                        <w:rFonts w:ascii="Cambria Math" w:eastAsiaTheme="minorEastAsia" w:hAnsi="Cambria Math"/>
+                      </w:rPr>
+                    </m:ctrlPr>
+                  </m:sSubPr>
+                  <m:e>
+                    <m:r>
+                      <w:rPr>
+                        <w:rFonts w:ascii="Cambria Math" w:eastAsiaTheme="minorEastAsia" w:hAnsi="Cambria Math"/>
+                      </w:rPr>
+                      <m:t>A</m:t>
+                    </m:r>
+                  </m:e>
+                  <m:sub>
+                    <m:r>
+                      <w:rPr>
+                        <w:rFonts w:ascii="Cambria Math" w:eastAsiaTheme="minorEastAsia" w:hAnsi="Cambria Math"/>
+                      </w:rPr>
+                      <m:t>i</m:t>
+                    </m:r>
+                  </m:sub>
+                </m:sSub>
+                <m:r>
+                  <w:rPr>
+                    <w:rFonts w:ascii="Cambria Math" w:eastAsiaTheme="minorEastAsia" w:hAnsi="Cambria Math"/>
+                  </w:rPr>
+                  <m:t>/t</m:t>
+                </m:r>
+              </m:e>
+            </m:d>
+          </m:sup>
+        </m:sSup>
+        <m:r>
+          <w:rPr>
+            <w:rFonts w:ascii="Cambria Math" w:eastAsiaTheme="minorEastAsia" w:hAnsi="Cambria Math"/>
+          </w:rPr>
+          <m:t>⋅</m:t>
+        </m:r>
+        <m:sSup>
+          <m:sSupPr>
+            <m:ctrlPr>
+              <w:rPr>
+                <w:rFonts w:ascii="Cambria Math" w:eastAsiaTheme="minorEastAsia" w:hAnsi="Cambria Math"/>
+              </w:rPr>
+            </m:ctrlPr>
+          </m:sSupPr>
+          <m:e>
+            <m:r>
+              <w:rPr>
+                <w:rFonts w:ascii="Cambria Math" w:eastAsiaTheme="minorEastAsia" w:hAnsi="Cambria Math"/>
+              </w:rPr>
+              <m:t>e</m:t>
+            </m:r>
+          </m:e>
+          <m:sup>
+            <m:d>
+              <m:dPr>
+                <m:ctrlPr>
+                  <w:rPr>
+                    <w:rFonts w:ascii="Cambria Math" w:eastAsiaTheme="minorEastAsia" w:hAnsi="Cambria Math"/>
+                  </w:rPr>
+                </m:ctrlPr>
+              </m:dPr>
+              <m:e>
+                <m:r>
+                  <w:rPr>
+                    <w:rFonts w:ascii="Cambria Math" w:eastAsiaTheme="minorEastAsia" w:hAnsi="Cambria Math"/>
+                  </w:rPr>
+                  <m:t>-λ⋅</m:t>
+                </m:r>
+                <m:sSubSup>
+                  <m:sSubSupPr>
+                    <m:ctrlPr>
+                      <w:rPr>
+                        <w:rFonts w:ascii="Cambria Math" w:eastAsiaTheme="minorEastAsia" w:hAnsi="Cambria Math"/>
+                      </w:rPr>
+                    </m:ctrlPr>
+                  </m:sSubSupPr>
+                  <m:e>
+                    <m:r>
+                      <w:rPr>
+                        <w:rFonts w:ascii="Cambria Math" w:eastAsiaTheme="minorEastAsia" w:hAnsi="Cambria Math"/>
+                      </w:rPr>
+                      <m:t>L</m:t>
+                    </m:r>
+                  </m:e>
+                  <m:sub>
+                    <m:r>
+                      <w:rPr>
+                        <w:rFonts w:ascii="Cambria Math" w:eastAsiaTheme="minorEastAsia" w:hAnsi="Cambria Math"/>
+                      </w:rPr>
+                      <m:t>j</m:t>
+                    </m:r>
+                  </m:sub>
+                  <m:sup>
+                    <m:r>
+                      <w:rPr>
+                        <w:rFonts w:ascii="Cambria Math" w:eastAsiaTheme="minorEastAsia" w:hAnsi="Cambria Math"/>
+                      </w:rPr>
+                      <m:t>C</m:t>
+                    </m:r>
+                  </m:sup>
+                </m:sSubSup>
+              </m:e>
+            </m:d>
+          </m:sup>
+        </m:sSup>
+      </m:oMath>
+      <w:r>
+        <w:rPr>
+          <w:rFonts w:eastAsiaTheme="minorEastAsia"/>
+        </w:rPr>
+        <w:t xml:space="preserve"> where </w:t>
+      </w:r>
+      <m:oMath>
+        <m:r>
+          <w:rPr>
+            <w:rFonts w:ascii="Cambria Math" w:eastAsiaTheme="minorEastAsia" w:hAnsi="Cambria Math"/>
+          </w:rPr>
+          <m:t>λ</m:t>
+        </m:r>
+      </m:oMath>
+      <w:r>
+        <w:rPr>
+          <w:rFonts w:eastAsiaTheme="minorEastAsia"/>
+        </w:rPr>
+        <w:t xml:space="preserve"> absorbs part of </w:t>
+      </w:r>
+      <m:oMath>
+        <m:r>
+          <w:rPr>
+            <w:rFonts w:ascii="Cambria Math" w:eastAsiaTheme="minorEastAsia" w:hAnsi="Cambria Math"/>
+          </w:rPr>
+          <m:t>t</m:t>
+        </m:r>
+      </m:oMath>
+      <w:r>
+        <w:rPr>
+          <w:rFonts w:eastAsiaTheme="minorEastAsia"/>
+        </w:rPr>
+        <w:t xml:space="preserve"> as a constant and so now we have :</w:t>
+      </w:r>
+    </w:p>
+    <w:p>
+      <w:pPr>
+        <w:rPr>
+          <w:rFonts w:eastAsiaTheme="minorEastAsia"/>
+        </w:rPr>
+      </w:pPr>
+      <m:oMathPara>
+        <m:oMath>
+          <m:r>
+            <w:rPr>
+              <w:rFonts w:ascii="Cambria Math" w:hAnsi="Cambria Math"/>
+            </w:rPr>
+            <m:t>P</m:t>
+          </m:r>
+          <m:d>
+            <m:dPr>
+              <m:ctrlPr>
+                <w:rPr>
+                  <w:rFonts w:ascii="Cambria Math" w:hAnsi="Cambria Math"/>
+                </w:rPr>
+              </m:ctrlPr>
+            </m:dPr>
+            <m:e>
+              <m:r>
+                <w:rPr>
+                  <w:rFonts w:ascii="Cambria Math" w:hAnsi="Cambria Math"/>
+                </w:rPr>
+                <m:t>Y=1|i</m:t>
+              </m:r>
+            </m:e>
+          </m:d>
+          <m:r>
+            <w:rPr>
+              <w:rFonts w:ascii="Cambria Math" w:hAnsi="Cambria Math"/>
+            </w:rPr>
+            <m:t xml:space="preserve"> ∝</m:t>
+          </m:r>
+          <m:f>
+            <m:fPr>
+              <m:ctrlPr>
+                <w:rPr>
+                  <w:rFonts w:ascii="Cambria Math" w:hAnsi="Cambria Math"/>
+                </w:rPr>
+              </m:ctrlPr>
+            </m:fPr>
+            <m:num>
+              <m:sSup>
+                <m:sSupPr>
+                  <m:ctrlPr>
+                    <w:rPr>
+                      <w:rFonts w:ascii="Cambria Math" w:eastAsiaTheme="minorEastAsia" w:hAnsi="Cambria Math"/>
+                    </w:rPr>
+                  </m:ctrlPr>
+                </m:sSupPr>
+                <m:e>
+                  <m:r>
+                    <w:rPr>
+                      <w:rFonts w:ascii="Cambria Math" w:eastAsiaTheme="minorEastAsia" w:hAnsi="Cambria Math"/>
+                    </w:rPr>
+                    <m:t>e</m:t>
+                  </m:r>
+                </m:e>
+                <m:sup>
+                  <m:d>
+                    <m:dPr>
+                      <m:ctrlPr>
+                        <w:rPr>
+                          <w:rFonts w:ascii="Cambria Math" w:eastAsiaTheme="minorEastAsia" w:hAnsi="Cambria Math"/>
+                        </w:rPr>
+                      </m:ctrlPr>
+                    </m:dPr>
+                    <m:e>
+                      <m:sSub>
+                        <m:sSubPr>
+                          <m:ctrlPr>
+                            <w:rPr>
+                              <w:rFonts w:ascii="Cambria Math" w:eastAsiaTheme="minorEastAsia" w:hAnsi="Cambria Math"/>
+                            </w:rPr>
+                          </m:ctrlPr>
+                        </m:sSubPr>
+                        <m:e>
+                          <m:r>
+                            <w:rPr>
+                              <w:rFonts w:ascii="Cambria Math" w:eastAsiaTheme="minorEastAsia" w:hAnsi="Cambria Math"/>
+                            </w:rPr>
+                            <m:t>A</m:t>
+                          </m:r>
+                        </m:e>
+                        <m:sub>
+                          <m:r>
+                            <w:rPr>
+                              <w:rFonts w:ascii="Cambria Math" w:eastAsiaTheme="minorEastAsia" w:hAnsi="Cambria Math"/>
+                            </w:rPr>
+                            <m:t>i</m:t>
+                          </m:r>
+                        </m:sub>
+                      </m:sSub>
+                      <m:r>
+                        <w:rPr>
+                          <w:rFonts w:ascii="Cambria Math" w:eastAsiaTheme="minorEastAsia" w:hAnsi="Cambria Math"/>
+                        </w:rPr>
+                        <m:t>/t</m:t>
+                      </m:r>
+                    </m:e>
+                  </m:d>
+                </m:sup>
+              </m:sSup>
+              <m:r>
+                <w:rPr>
+                  <w:rFonts w:ascii="Cambria Math" w:eastAsiaTheme="minorEastAsia" w:hAnsi="Cambria Math"/>
+                </w:rPr>
+                <m:t>⋅</m:t>
+              </m:r>
+              <m:sSup>
+                <m:sSupPr>
+                  <m:ctrlPr>
+                    <w:rPr>
+                      <w:rFonts w:ascii="Cambria Math" w:eastAsiaTheme="minorEastAsia" w:hAnsi="Cambria Math"/>
+                    </w:rPr>
+                  </m:ctrlPr>
+                </m:sSupPr>
+                <m:e>
+                  <m:r>
+                    <w:rPr>
+                      <w:rFonts w:ascii="Cambria Math" w:eastAsiaTheme="minorEastAsia" w:hAnsi="Cambria Math"/>
+                    </w:rPr>
+                    <m:t>e</m:t>
+                  </m:r>
+                </m:e>
+                <m:sup>
+                  <m:d>
+                    <m:dPr>
+                      <m:ctrlPr>
+                        <w:rPr>
+                          <w:rFonts w:ascii="Cambria Math" w:eastAsiaTheme="minorEastAsia" w:hAnsi="Cambria Math"/>
+                        </w:rPr>
+                      </m:ctrlPr>
+                    </m:dPr>
+                    <m:e>
+                      <m:r>
+                        <w:rPr>
+                          <w:rFonts w:ascii="Cambria Math" w:eastAsiaTheme="minorEastAsia" w:hAnsi="Cambria Math"/>
+                        </w:rPr>
+                        <m:t>-λ⋅</m:t>
+                      </m:r>
+                      <m:sSubSup>
+                        <m:sSubSupPr>
+                          <m:ctrlPr>
+                            <w:rPr>
+                              <w:rFonts w:ascii="Cambria Math" w:eastAsiaTheme="minorEastAsia" w:hAnsi="Cambria Math"/>
+                            </w:rPr>
+                          </m:ctrlPr>
+                        </m:sSubSupPr>
+                        <m:e>
+                          <m:r>
+                            <w:rPr>
+                              <w:rFonts w:ascii="Cambria Math" w:eastAsiaTheme="minorEastAsia" w:hAnsi="Cambria Math"/>
+                            </w:rPr>
+                            <m:t>L</m:t>
+                          </m:r>
+                        </m:e>
+                        <m:sub>
+                          <m:r>
+                            <w:rPr>
+                              <w:rFonts w:ascii="Cambria Math" w:eastAsiaTheme="minorEastAsia" w:hAnsi="Cambria Math"/>
+                            </w:rPr>
+                            <m:t>j</m:t>
+                          </m:r>
+                        </m:sub>
+                        <m:sup>
+                          <m:r>
+                            <w:rPr>
+                              <w:rFonts w:ascii="Cambria Math" w:eastAsiaTheme="minorEastAsia" w:hAnsi="Cambria Math"/>
+                            </w:rPr>
+                            <m:t>C</m:t>
+                          </m:r>
+                        </m:sup>
+                      </m:sSubSup>
+                    </m:e>
+                  </m:d>
+                </m:sup>
+              </m:sSup>
+            </m:num>
+            <m:den>
+              <m:nary>
+                <m:naryPr>
+                  <m:chr m:val="∑"/>
+                  <m:limLoc m:val="subSup"/>
+                  <m:supHide m:val="1"/>
+                  <m:ctrlPr>
+                    <w:rPr>
+                      <w:rFonts w:ascii="Cambria Math" w:hAnsi="Cambria Math"/>
+                    </w:rPr>
+                  </m:ctrlPr>
+                </m:naryPr>
+                <m:sub>
+                  <m:r>
+                    <w:rPr>
+                      <w:rFonts w:ascii="Cambria Math" w:hAnsi="Cambria Math"/>
+                    </w:rPr>
+                    <m:t>i</m:t>
+                  </m:r>
+                </m:sub>
+                <m:sup/>
+                <m:e>
+                  <m:sSup>
+                    <m:sSupPr>
+                      <m:ctrlPr>
+                        <w:rPr>
+                          <w:rFonts w:ascii="Cambria Math" w:eastAsiaTheme="minorEastAsia" w:hAnsi="Cambria Math"/>
+                        </w:rPr>
+                      </m:ctrlPr>
+                    </m:sSupPr>
+                    <m:e>
+                      <m:r>
+                        <w:rPr>
+                          <w:rFonts w:ascii="Cambria Math" w:eastAsiaTheme="minorEastAsia" w:hAnsi="Cambria Math"/>
+                        </w:rPr>
+                        <m:t>e</m:t>
+                      </m:r>
+                    </m:e>
+                    <m:sup>
+                      <m:d>
+                        <m:dPr>
+                          <m:ctrlPr>
+                            <w:rPr>
+                              <w:rFonts w:ascii="Cambria Math" w:eastAsiaTheme="minorEastAsia" w:hAnsi="Cambria Math"/>
+                            </w:rPr>
+                          </m:ctrlPr>
+                        </m:dPr>
+                        <m:e>
+                          <m:sSub>
+                            <m:sSubPr>
+                              <m:ctrlPr>
+                                <w:rPr>
+                                  <w:rFonts w:ascii="Cambria Math" w:eastAsiaTheme="minorEastAsia" w:hAnsi="Cambria Math"/>
+                                </w:rPr>
+                              </m:ctrlPr>
+                            </m:sSubPr>
+                            <m:e>
+                              <m:r>
+                                <w:rPr>
+                                  <w:rFonts w:ascii="Cambria Math" w:eastAsiaTheme="minorEastAsia" w:hAnsi="Cambria Math"/>
+                                </w:rPr>
+                                <m:t>A</m:t>
+                              </m:r>
+                            </m:e>
+                            <m:sub>
+                              <m:r>
+                                <w:rPr>
+                                  <w:rFonts w:ascii="Cambria Math" w:eastAsiaTheme="minorEastAsia" w:hAnsi="Cambria Math"/>
+                                </w:rPr>
+                                <m:t>i</m:t>
+                              </m:r>
+                            </m:sub>
+                          </m:sSub>
+                          <m:r>
+                            <w:rPr>
+                              <w:rFonts w:ascii="Cambria Math" w:eastAsiaTheme="minorEastAsia" w:hAnsi="Cambria Math"/>
+                            </w:rPr>
+                            <m:t>/t</m:t>
+                          </m:r>
+                        </m:e>
+                      </m:d>
+                    </m:sup>
+                  </m:sSup>
+                  <m:r>
+                    <w:rPr>
+                      <w:rFonts w:ascii="Cambria Math" w:eastAsiaTheme="minorEastAsia" w:hAnsi="Cambria Math"/>
+                    </w:rPr>
+                    <m:t>⋅</m:t>
+                  </m:r>
+                  <m:sSup>
+                    <m:sSupPr>
+                      <m:ctrlPr>
+                        <w:rPr>
+                          <w:rFonts w:ascii="Cambria Math" w:eastAsiaTheme="minorEastAsia" w:hAnsi="Cambria Math"/>
+                        </w:rPr>
+                      </m:ctrlPr>
+                    </m:sSupPr>
+                    <m:e>
+                      <m:r>
+                        <w:rPr>
+                          <w:rFonts w:ascii="Cambria Math" w:eastAsiaTheme="minorEastAsia" w:hAnsi="Cambria Math"/>
+                        </w:rPr>
+                        <m:t>e</m:t>
+                      </m:r>
+                    </m:e>
+                    <m:sup>
+                      <m:d>
+                        <m:dPr>
+                          <m:ctrlPr>
+                            <w:rPr>
+                              <w:rFonts w:ascii="Cambria Math" w:eastAsiaTheme="minorEastAsia" w:hAnsi="Cambria Math"/>
+                            </w:rPr>
+                          </m:ctrlPr>
+                        </m:dPr>
+                        <m:e>
+                          <m:r>
+                            <w:rPr>
+                              <w:rFonts w:ascii="Cambria Math" w:eastAsiaTheme="minorEastAsia" w:hAnsi="Cambria Math"/>
+                            </w:rPr>
+                            <m:t>-λ⋅</m:t>
+                          </m:r>
+                          <m:sSubSup>
+                            <m:sSubSupPr>
+                              <m:ctrlPr>
+                                <w:rPr>
+                                  <w:rFonts w:ascii="Cambria Math" w:eastAsiaTheme="minorEastAsia" w:hAnsi="Cambria Math"/>
+                                </w:rPr>
+                              </m:ctrlPr>
+                            </m:sSubSupPr>
+                            <m:e>
+                              <m:r>
+                                <w:rPr>
+                                  <w:rFonts w:ascii="Cambria Math" w:eastAsiaTheme="minorEastAsia" w:hAnsi="Cambria Math"/>
+                                </w:rPr>
+                                <m:t>L</m:t>
+                              </m:r>
+                            </m:e>
+                            <m:sub>
+                              <m:r>
+                                <w:rPr>
+                                  <w:rFonts w:ascii="Cambria Math" w:eastAsiaTheme="minorEastAsia" w:hAnsi="Cambria Math"/>
+                                </w:rPr>
+                                <m:t>j</m:t>
+                              </m:r>
+                            </m:sub>
+                            <m:sup>
+                              <m:r>
+                                <w:rPr>
+                                  <w:rFonts w:ascii="Cambria Math" w:eastAsiaTheme="minorEastAsia" w:hAnsi="Cambria Math"/>
+                                </w:rPr>
+                                <m:t>C</m:t>
+                              </m:r>
+                            </m:sup>
+                          </m:sSubSup>
+                        </m:e>
+                      </m:d>
+                    </m:sup>
+                  </m:sSup>
+                </m:e>
+              </m:nary>
+            </m:den>
+          </m:f>
+        </m:oMath>
+      </m:oMathPara>
+    </w:p>
+    <w:p>
+      <w:pPr>
+        <w:rPr>
+          <w:rFonts w:eastAsiaTheme="minorEastAsia"/>
+        </w:rPr>
+      </w:pPr>
+    </w:p>
+    <w:p>
+      <w:pPr>
+        <w:rPr>
+          <w:rFonts w:eastAsiaTheme="minorEastAsia"/>
+        </w:rPr>
+      </w:pPr>
+    </w:p>
+    <w:p>
+      <w:pPr>
+        <w:rPr>
+          <w:rFonts w:eastAsiaTheme="minorEastAsia"/>
+        </w:rPr>
+      </w:pPr>
+    </w:p>
+    <w:p>
+      <w:pPr>
+        <w:rPr>
+          <w:rFonts w:eastAsiaTheme="minorEastAsia"/>
+        </w:rPr>
+      </w:pPr>
+      <w:r>
+        <w:rPr>
+          <w:rFonts w:eastAsiaTheme="minorEastAsia"/>
+        </w:rPr>
+        <w:lastRenderedPageBreak/>
         <w:t xml:space="preserve">Now that </w:t>
       </w:r>
       <w:r>
@@ -1711,71 +2117,6 @@
           <w:rFonts w:eastAsiaTheme="minorEastAsia"/>
         </w:rPr>
       </w:pPr>
-    </w:p>
-    <w:p>
-      <w:pPr>
-        <w:rPr>
-          <w:rFonts w:eastAsiaTheme="minorEastAsia"/>
-        </w:rPr>
-      </w:pPr>
-      <w:r>
-        <w:rPr>
-          <w:rFonts w:eastAsiaTheme="minorEastAsia"/>
-        </w:rPr>
-        <w:t>We need to make sure that the</w:t>
-      </w:r>
-      <w:r>
-        <w:rPr>
-          <w:rFonts w:eastAsiaTheme="minorEastAsia"/>
-        </w:rPr>
-        <w:t xml:space="preserve"> running the temperature at different extremes and/or </w:t>
-      </w:r>
-      <w:r>
-        <w:rPr>
-          <w:rFonts w:eastAsiaTheme="minorEastAsia"/>
-        </w:rPr>
-        <w:t xml:space="preserve"> </w:t>
-      </w:r>
-      <m:oMath>
-        <m:sSub>
-          <m:sSubPr>
-            <m:ctrlPr>
-              <w:rPr>
-                <w:rFonts w:ascii="Cambria Math" w:eastAsiaTheme="minorEastAsia" w:hAnsi="Cambria Math"/>
-              </w:rPr>
-            </m:ctrlPr>
-          </m:sSubPr>
-          <m:e>
-            <m:r>
-              <w:rPr>
-                <w:rFonts w:ascii="Cambria Math" w:eastAsiaTheme="minorEastAsia" w:hAnsi="Cambria Math"/>
-              </w:rPr>
-              <m:t>R</m:t>
-            </m:r>
-          </m:e>
-          <m:sub>
-            <m:r>
-              <w:rPr>
-                <w:rFonts w:ascii="Cambria Math" w:eastAsiaTheme="minorEastAsia" w:hAnsi="Cambria Math"/>
-              </w:rPr>
-              <m:t>j</m:t>
-            </m:r>
-          </m:sub>
-        </m:sSub>
-      </m:oMath>
-      <w:r>
-        <w:rPr>
-          <w:rFonts w:eastAsiaTheme="minorEastAsia"/>
-        </w:rPr>
-        <w:t xml:space="preserve"> elements don’t “break” the system.</w:t>
-      </w:r>
-    </w:p>
-    <w:p>
-      <w:pPr>
-        <w:rPr>
-          <w:rFonts w:eastAsiaTheme="minorEastAsia"/>
-        </w:rPr>
-      </w:pPr>
       <w:r>
         <w:rPr>
           <w:rFonts w:eastAsiaTheme="minorEastAsia"/>
@@ -1802,10 +2143,7 @@
     </w:p>
     <w:p>
       <w:r>
-        <w:t xml:space="preserve">New Additional Doc: John Gazewood at Lee St </w:t>
-      </w:r>
-      <w:r>
-        <w:t>- 434-924-5348</w:t>
+        <w:t>New Additional Doc: John Gazewood at Lee St - 434-924-5348</w:t>
       </w:r>
     </w:p>
     <w:p>

--- a/3-Master_Plan/Alex_stuff/MLE_prob.docx
+++ b/3-Master_Plan/Alex_stuff/MLE_prob.docx
@@ -2127,7 +2127,13 @@
     <w:p>
       <w:r>
         <w:lastRenderedPageBreak/>
-        <w:t>VA Community Care number – 877-881-7618</w:t>
+        <w:t xml:space="preserve">Richmond </w:t>
+      </w:r>
+      <w:r>
+        <w:t>VA Community Care number – 8</w:t>
+      </w:r>
+      <w:r>
+        <w:t>40-675-5537</w:t>
       </w:r>
     </w:p>
     <w:p/>
